--- a/assigment/module 1/Software Testing Assignment.docx
+++ b/assigment/module 1/Software Testing Assignment.docx
@@ -51,8 +51,16 @@
         <w:rPr>
           <w:lang w:val="en-US"/>
         </w:rPr>
-        <w:t>What is SDLC ?</w:t>
-      </w:r>
+        <w:t xml:space="preserve">What is </w:t>
+      </w:r>
+      <w:proofErr w:type="gramStart"/>
+      <w:r>
+        <w:rPr>
+          <w:lang w:val="en-US"/>
+        </w:rPr>
+        <w:t>SDLC ?</w:t>
+      </w:r>
+      <w:proofErr w:type="gramEnd"/>
     </w:p>
     <w:p>
       <w:pPr>
@@ -70,79 +78,155 @@
         <w:rPr>
           <w:lang w:val="en-US"/>
         </w:rPr>
-        <w:t xml:space="preserve"> means it is a process of how software is developed .It is a model which shows the steps to develop the software .</w:t>
-      </w:r>
-    </w:p>
-    <w:p>
-      <w:pPr>
-        <w:rPr>
-          <w:lang w:val="en-US"/>
-        </w:rPr>
-      </w:pPr>
-    </w:p>
-    <w:p>
-      <w:pPr>
-        <w:rPr>
-          <w:lang w:val="en-US"/>
-        </w:rPr>
-      </w:pPr>
-      <w:r>
-        <w:rPr>
-          <w:lang w:val="en-US"/>
-        </w:rPr>
-        <w:t>What is software testing ?</w:t>
-      </w:r>
-    </w:p>
-    <w:p>
-      <w:pPr>
-        <w:rPr>
-          <w:lang w:val="en-US"/>
-        </w:rPr>
-      </w:pPr>
-      <w:r>
-        <w:rPr>
-          <w:lang w:val="en-US"/>
-        </w:rPr>
-        <w:t xml:space="preserve">Ans : Software testing is a process where we can identify the </w:t>
-      </w:r>
-      <w:r>
-        <w:rPr>
-          <w:lang w:val="en-US"/>
-        </w:rPr>
-        <w:t>completeness, correctness  and to check the quality of the software .</w:t>
-      </w:r>
-    </w:p>
-    <w:p>
-      <w:pPr>
-        <w:rPr>
-          <w:lang w:val="en-US"/>
-        </w:rPr>
-      </w:pPr>
-    </w:p>
-    <w:p>
-      <w:pPr>
-        <w:rPr>
-          <w:lang w:val="en-US"/>
-        </w:rPr>
-      </w:pPr>
-      <w:r>
-        <w:rPr>
-          <w:lang w:val="en-US"/>
-        </w:rPr>
-        <w:t>What is agile methodology ?</w:t>
-      </w:r>
-    </w:p>
-    <w:p>
-      <w:pPr>
-        <w:rPr>
-          <w:lang w:val="en-US"/>
-        </w:rPr>
-      </w:pPr>
-      <w:r>
-        <w:rPr>
-          <w:lang w:val="en-US"/>
-        </w:rPr>
-        <w:t xml:space="preserve">Ans : Agile methodology means </w:t>
+        <w:t xml:space="preserve"> means it is a process of how software is </w:t>
+      </w:r>
+      <w:proofErr w:type="gramStart"/>
+      <w:r>
+        <w:rPr>
+          <w:lang w:val="en-US"/>
+        </w:rPr>
+        <w:t>developed .It</w:t>
+      </w:r>
+      <w:proofErr w:type="gramEnd"/>
+      <w:r>
+        <w:rPr>
+          <w:lang w:val="en-US"/>
+        </w:rPr>
+        <w:t xml:space="preserve"> is a model which shows the steps to develop the </w:t>
+      </w:r>
+      <w:proofErr w:type="gramStart"/>
+      <w:r>
+        <w:rPr>
+          <w:lang w:val="en-US"/>
+        </w:rPr>
+        <w:t>software .</w:t>
+      </w:r>
+      <w:proofErr w:type="gramEnd"/>
+    </w:p>
+    <w:p>
+      <w:pPr>
+        <w:rPr>
+          <w:lang w:val="en-US"/>
+        </w:rPr>
+      </w:pPr>
+    </w:p>
+    <w:p>
+      <w:pPr>
+        <w:rPr>
+          <w:lang w:val="en-US"/>
+        </w:rPr>
+      </w:pPr>
+      <w:r>
+        <w:rPr>
+          <w:lang w:val="en-US"/>
+        </w:rPr>
+        <w:t xml:space="preserve">What is software </w:t>
+      </w:r>
+      <w:proofErr w:type="gramStart"/>
+      <w:r>
+        <w:rPr>
+          <w:lang w:val="en-US"/>
+        </w:rPr>
+        <w:t>testing ?</w:t>
+      </w:r>
+      <w:proofErr w:type="gramEnd"/>
+    </w:p>
+    <w:p>
+      <w:pPr>
+        <w:rPr>
+          <w:lang w:val="en-US"/>
+        </w:rPr>
+      </w:pPr>
+      <w:proofErr w:type="gramStart"/>
+      <w:r>
+        <w:rPr>
+          <w:lang w:val="en-US"/>
+        </w:rPr>
+        <w:t>Ans :</w:t>
+      </w:r>
+      <w:proofErr w:type="gramEnd"/>
+      <w:r>
+        <w:rPr>
+          <w:lang w:val="en-US"/>
+        </w:rPr>
+        <w:t xml:space="preserve"> Software testing is a process where we can identify the </w:t>
+      </w:r>
+      <w:r>
+        <w:rPr>
+          <w:lang w:val="en-US"/>
+        </w:rPr>
+        <w:t xml:space="preserve">completeness, </w:t>
+      </w:r>
+      <w:proofErr w:type="gramStart"/>
+      <w:r>
+        <w:rPr>
+          <w:lang w:val="en-US"/>
+        </w:rPr>
+        <w:t>correctness  and</w:t>
+      </w:r>
+      <w:proofErr w:type="gramEnd"/>
+      <w:r>
+        <w:rPr>
+          <w:lang w:val="en-US"/>
+        </w:rPr>
+        <w:t xml:space="preserve"> to check the quality of the </w:t>
+      </w:r>
+      <w:proofErr w:type="gramStart"/>
+      <w:r>
+        <w:rPr>
+          <w:lang w:val="en-US"/>
+        </w:rPr>
+        <w:t>software .</w:t>
+      </w:r>
+      <w:proofErr w:type="gramEnd"/>
+    </w:p>
+    <w:p>
+      <w:pPr>
+        <w:rPr>
+          <w:lang w:val="en-US"/>
+        </w:rPr>
+      </w:pPr>
+    </w:p>
+    <w:p>
+      <w:pPr>
+        <w:rPr>
+          <w:lang w:val="en-US"/>
+        </w:rPr>
+      </w:pPr>
+      <w:r>
+        <w:rPr>
+          <w:lang w:val="en-US"/>
+        </w:rPr>
+        <w:t xml:space="preserve">What is agile </w:t>
+      </w:r>
+      <w:proofErr w:type="gramStart"/>
+      <w:r>
+        <w:rPr>
+          <w:lang w:val="en-US"/>
+        </w:rPr>
+        <w:t>methodology ?</w:t>
+      </w:r>
+      <w:proofErr w:type="gramEnd"/>
+    </w:p>
+    <w:p>
+      <w:pPr>
+        <w:rPr>
+          <w:lang w:val="en-US"/>
+        </w:rPr>
+      </w:pPr>
+      <w:proofErr w:type="gramStart"/>
+      <w:r>
+        <w:rPr>
+          <w:lang w:val="en-US"/>
+        </w:rPr>
+        <w:t>Ans :</w:t>
+      </w:r>
+      <w:proofErr w:type="gramEnd"/>
+      <w:r>
+        <w:rPr>
+          <w:lang w:val="en-US"/>
+        </w:rPr>
+        <w:t xml:space="preserve"> Agile methodology means </w:t>
       </w:r>
       <w:r>
         <w:rPr>
@@ -168,47 +252,87 @@
         <w:rPr>
           <w:lang w:val="en-US"/>
         </w:rPr>
-        <w:t>What is SRS ?</w:t>
-      </w:r>
-    </w:p>
-    <w:p>
-      <w:pPr>
-        <w:rPr>
-          <w:lang w:val="en-US"/>
-        </w:rPr>
-      </w:pPr>
-      <w:r>
-        <w:rPr>
-          <w:lang w:val="en-US"/>
-        </w:rPr>
-        <w:t>Ans : Software Requirement Specifics gives the developers ,</w:t>
-      </w:r>
-      <w:r>
-        <w:rPr>
-          <w:lang w:val="en-US"/>
-        </w:rPr>
-        <w:t xml:space="preserve"> web designer and software tester a map of what requirements are needed to make a software .</w:t>
-      </w:r>
-    </w:p>
-    <w:p>
-      <w:pPr>
-        <w:rPr>
-          <w:lang w:val="en-US"/>
-        </w:rPr>
-      </w:pPr>
-    </w:p>
-    <w:p>
-      <w:pPr>
-        <w:rPr>
-          <w:lang w:val="en-US"/>
-        </w:rPr>
-      </w:pPr>
-      <w:r>
-        <w:rPr>
-          <w:lang w:val="en-US"/>
-        </w:rPr>
-        <w:t>Write SDLC phases with basic introduction ?</w:t>
-      </w:r>
+        <w:t xml:space="preserve">What is </w:t>
+      </w:r>
+      <w:proofErr w:type="gramStart"/>
+      <w:r>
+        <w:rPr>
+          <w:lang w:val="en-US"/>
+        </w:rPr>
+        <w:t>SRS ?</w:t>
+      </w:r>
+      <w:proofErr w:type="gramEnd"/>
+    </w:p>
+    <w:p>
+      <w:pPr>
+        <w:rPr>
+          <w:lang w:val="en-US"/>
+        </w:rPr>
+      </w:pPr>
+      <w:proofErr w:type="gramStart"/>
+      <w:r>
+        <w:rPr>
+          <w:lang w:val="en-US"/>
+        </w:rPr>
+        <w:t>Ans :</w:t>
+      </w:r>
+      <w:proofErr w:type="gramEnd"/>
+      <w:r>
+        <w:rPr>
+          <w:lang w:val="en-US"/>
+        </w:rPr>
+        <w:t xml:space="preserve"> Software Requirement Specifics gives the </w:t>
+      </w:r>
+      <w:proofErr w:type="gramStart"/>
+      <w:r>
+        <w:rPr>
+          <w:lang w:val="en-US"/>
+        </w:rPr>
+        <w:t>developers ,</w:t>
+      </w:r>
+      <w:proofErr w:type="gramEnd"/>
+      <w:r>
+        <w:rPr>
+          <w:lang w:val="en-US"/>
+        </w:rPr>
+        <w:t xml:space="preserve"> web designer and software tester a map of what requirements are needed to make a </w:t>
+      </w:r>
+      <w:proofErr w:type="gramStart"/>
+      <w:r>
+        <w:rPr>
+          <w:lang w:val="en-US"/>
+        </w:rPr>
+        <w:t>software .</w:t>
+      </w:r>
+      <w:proofErr w:type="gramEnd"/>
+    </w:p>
+    <w:p>
+      <w:pPr>
+        <w:rPr>
+          <w:lang w:val="en-US"/>
+        </w:rPr>
+      </w:pPr>
+    </w:p>
+    <w:p>
+      <w:pPr>
+        <w:rPr>
+          <w:lang w:val="en-US"/>
+        </w:rPr>
+      </w:pPr>
+      <w:r>
+        <w:rPr>
+          <w:lang w:val="en-US"/>
+        </w:rPr>
+        <w:t xml:space="preserve">Write SDLC phases with basic </w:t>
+      </w:r>
+      <w:proofErr w:type="gramStart"/>
+      <w:r>
+        <w:rPr>
+          <w:lang w:val="en-US"/>
+        </w:rPr>
+        <w:t>introduction ?</w:t>
+      </w:r>
+      <w:proofErr w:type="gramEnd"/>
     </w:p>
     <w:p>
       <w:pPr>
@@ -217,6 +341,7 @@
           <w:lang w:val="en-US"/>
         </w:rPr>
       </w:pPr>
+      <w:proofErr w:type="gramStart"/>
       <w:r>
         <w:rPr>
           <w:lang w:val="en-US"/>
@@ -227,7 +352,42 @@
         <w:rPr>
           <w:lang w:val="en-US"/>
         </w:rPr>
-        <w:t xml:space="preserve"> : This are the following phases of SDLC:- </w:t>
+        <w:t xml:space="preserve"> :</w:t>
+      </w:r>
+      <w:proofErr w:type="gramEnd"/>
+      <w:r>
+        <w:rPr>
+          <w:lang w:val="en-US"/>
+        </w:rPr>
+        <w:t xml:space="preserve"> </w:t>
+      </w:r>
+      <w:proofErr w:type="gramStart"/>
+      <w:r>
+        <w:rPr>
+          <w:lang w:val="en-US"/>
+        </w:rPr>
+        <w:t>This</w:t>
+      </w:r>
+      <w:proofErr w:type="gramEnd"/>
+      <w:r>
+        <w:rPr>
+          <w:lang w:val="en-US"/>
+        </w:rPr>
+        <w:t xml:space="preserve"> are the following phases of </w:t>
+      </w:r>
+      <w:proofErr w:type="gramStart"/>
+      <w:r>
+        <w:rPr>
+          <w:lang w:val="en-US"/>
+        </w:rPr>
+        <w:t>SDLC:-</w:t>
+      </w:r>
+      <w:proofErr w:type="gramEnd"/>
+      <w:r>
+        <w:rPr>
+          <w:lang w:val="en-US"/>
+        </w:rPr>
+        <w:t xml:space="preserve"> </w:t>
       </w:r>
     </w:p>
     <w:p>
@@ -245,7 +405,35 @@
         <w:rPr>
           <w:lang w:val="en-US"/>
         </w:rPr>
-        <w:t xml:space="preserve">Requirement Gathering Phase :- in this phase we gather the customer’s requirement, for example UI ,security ,functionality ,design ,server and number of servers </w:t>
+        <w:t xml:space="preserve">Requirement Gathering </w:t>
+      </w:r>
+      <w:proofErr w:type="gramStart"/>
+      <w:r>
+        <w:rPr>
+          <w:lang w:val="en-US"/>
+        </w:rPr>
+        <w:t>Phase :</w:t>
+      </w:r>
+      <w:proofErr w:type="gramEnd"/>
+      <w:r>
+        <w:rPr>
+          <w:lang w:val="en-US"/>
+        </w:rPr>
+        <w:t xml:space="preserve">- in this phase we gather the customer’s requirement, for example </w:t>
+      </w:r>
+      <w:proofErr w:type="gramStart"/>
+      <w:r>
+        <w:rPr>
+          <w:lang w:val="en-US"/>
+        </w:rPr>
+        <w:t>UI ,security ,functionality ,design ,server</w:t>
+      </w:r>
+      <w:proofErr w:type="gramEnd"/>
+      <w:r>
+        <w:rPr>
+          <w:lang w:val="en-US"/>
+        </w:rPr>
+        <w:t xml:space="preserve"> and number of servers </w:t>
       </w:r>
     </w:p>
     <w:p>
@@ -263,13 +451,49 @@
         <w:rPr>
           <w:lang w:val="en-US"/>
         </w:rPr>
-        <w:t xml:space="preserve">Analysis Phase :- in this phase we convert the </w:t>
-      </w:r>
-      <w:r>
-        <w:rPr>
-          <w:lang w:val="en-US"/>
-        </w:rPr>
-        <w:t>CRS( customer requirement specifics) to SRS( software requirement specifics)</w:t>
+        <w:t xml:space="preserve">Analysis </w:t>
+      </w:r>
+      <w:proofErr w:type="gramStart"/>
+      <w:r>
+        <w:rPr>
+          <w:lang w:val="en-US"/>
+        </w:rPr>
+        <w:t>Phase :</w:t>
+      </w:r>
+      <w:proofErr w:type="gramEnd"/>
+      <w:r>
+        <w:rPr>
+          <w:lang w:val="en-US"/>
+        </w:rPr>
+        <w:t xml:space="preserve">- in this phase we convert the </w:t>
+      </w:r>
+      <w:proofErr w:type="gramStart"/>
+      <w:r>
+        <w:rPr>
+          <w:lang w:val="en-US"/>
+        </w:rPr>
+        <w:t>CRS( customer</w:t>
+      </w:r>
+      <w:proofErr w:type="gramEnd"/>
+      <w:r>
+        <w:rPr>
+          <w:lang w:val="en-US"/>
+        </w:rPr>
+        <w:t xml:space="preserve"> requirement specifics) to </w:t>
+      </w:r>
+      <w:proofErr w:type="gramStart"/>
+      <w:r>
+        <w:rPr>
+          <w:lang w:val="en-US"/>
+        </w:rPr>
+        <w:t>SRS( software</w:t>
+      </w:r>
+      <w:proofErr w:type="gramEnd"/>
+      <w:r>
+        <w:rPr>
+          <w:lang w:val="en-US"/>
+        </w:rPr>
+        <w:t xml:space="preserve"> requirement specifics)</w:t>
       </w:r>
     </w:p>
     <w:p>
@@ -283,11 +507,19 @@
           <w:lang w:val="en-US"/>
         </w:rPr>
       </w:pPr>
-      <w:r>
-        <w:rPr>
-          <w:lang w:val="en-US"/>
-        </w:rPr>
-        <w:t xml:space="preserve">Design  Phase :- in this phase the design is prepared according to the SRS </w:t>
+      <w:proofErr w:type="gramStart"/>
+      <w:r>
+        <w:rPr>
+          <w:lang w:val="en-US"/>
+        </w:rPr>
+        <w:t>Design  Phase :-</w:t>
+      </w:r>
+      <w:proofErr w:type="gramEnd"/>
+      <w:r>
+        <w:rPr>
+          <w:lang w:val="en-US"/>
+        </w:rPr>
+        <w:t xml:space="preserve"> in this phase the design is prepared according to the SRS </w:t>
       </w:r>
     </w:p>
     <w:p>
@@ -305,7 +537,21 @@
         <w:rPr>
           <w:lang w:val="en-US"/>
         </w:rPr>
-        <w:t>Implementation Phase :- coding</w:t>
+        <w:t xml:space="preserve">Implementation </w:t>
+      </w:r>
+      <w:proofErr w:type="gramStart"/>
+      <w:r>
+        <w:rPr>
+          <w:lang w:val="en-US"/>
+        </w:rPr>
+        <w:t>Phase :</w:t>
+      </w:r>
+      <w:proofErr w:type="gramEnd"/>
+      <w:r>
+        <w:rPr>
+          <w:lang w:val="en-US"/>
+        </w:rPr>
+        <w:t>- coding</w:t>
       </w:r>
     </w:p>
     <w:p>
@@ -323,7 +569,21 @@
         <w:rPr>
           <w:lang w:val="en-US"/>
         </w:rPr>
-        <w:t xml:space="preserve"> Testing Phase :- in this phase the testing is done to identify the correctness, completeness and to check errors.</w:t>
+        <w:t xml:space="preserve"> Testing </w:t>
+      </w:r>
+      <w:proofErr w:type="gramStart"/>
+      <w:r>
+        <w:rPr>
+          <w:lang w:val="en-US"/>
+        </w:rPr>
+        <w:t>Phase :</w:t>
+      </w:r>
+      <w:proofErr w:type="gramEnd"/>
+      <w:r>
+        <w:rPr>
+          <w:lang w:val="en-US"/>
+        </w:rPr>
+        <w:t>- in this phase the testing is done to identify the correctness, completeness and to check errors.</w:t>
       </w:r>
     </w:p>
     <w:p>
@@ -342,7 +602,35 @@
           <w:lang w:val="en-US"/>
         </w:rPr>
         <w:lastRenderedPageBreak/>
-        <w:t xml:space="preserve">Deployment Phase :- in this phase the software is deployed into the market and the software is tested by the developers, testres and customer </w:t>
+        <w:t xml:space="preserve">Deployment </w:t>
+      </w:r>
+      <w:proofErr w:type="gramStart"/>
+      <w:r>
+        <w:rPr>
+          <w:lang w:val="en-US"/>
+        </w:rPr>
+        <w:t>Phase :</w:t>
+      </w:r>
+      <w:proofErr w:type="gramEnd"/>
+      <w:r>
+        <w:rPr>
+          <w:lang w:val="en-US"/>
+        </w:rPr>
+        <w:t xml:space="preserve">- in this phase the software is deployed into the market and the software is tested by the developers, </w:t>
+      </w:r>
+      <w:proofErr w:type="spellStart"/>
+      <w:r>
+        <w:rPr>
+          <w:lang w:val="en-US"/>
+        </w:rPr>
+        <w:t>testres</w:t>
+      </w:r>
+      <w:proofErr w:type="spellEnd"/>
+      <w:r>
+        <w:rPr>
+          <w:lang w:val="en-US"/>
+        </w:rPr>
+        <w:t xml:space="preserve"> and customer </w:t>
       </w:r>
     </w:p>
     <w:p>
@@ -361,7 +649,21 @@
         <w:rPr>
           <w:lang w:val="en-US"/>
         </w:rPr>
-        <w:t xml:space="preserve">Maintenance Phase :- in this phase </w:t>
+        <w:t xml:space="preserve">Maintenance </w:t>
+      </w:r>
+      <w:proofErr w:type="gramStart"/>
+      <w:r>
+        <w:rPr>
+          <w:lang w:val="en-US"/>
+        </w:rPr>
+        <w:t>Phase :</w:t>
+      </w:r>
+      <w:proofErr w:type="gramEnd"/>
+      <w:r>
+        <w:rPr>
+          <w:lang w:val="en-US"/>
+        </w:rPr>
+        <w:t xml:space="preserve">- in this phase </w:t>
       </w:r>
       <w:r>
         <w:rPr>
@@ -428,8 +730,16 @@
         <w:rPr>
           <w:lang w:val="en-US"/>
         </w:rPr>
-        <w:t>Explain phase of waterfall model ?</w:t>
-      </w:r>
+        <w:t xml:space="preserve">Explain phase of waterfall </w:t>
+      </w:r>
+      <w:proofErr w:type="gramStart"/>
+      <w:r>
+        <w:rPr>
+          <w:lang w:val="en-US"/>
+        </w:rPr>
+        <w:t>model ?</w:t>
+      </w:r>
+      <w:proofErr w:type="gramEnd"/>
       <w:r>
         <w:rPr>
           <w:lang w:val="en-US"/>
@@ -444,11 +754,33 @@
           <w:lang w:val="en-US"/>
         </w:rPr>
       </w:pPr>
-      <w:r>
-        <w:rPr>
-          <w:lang w:val="en-US"/>
-        </w:rPr>
-        <w:t xml:space="preserve">Ans :  The waterfall model is a step by step SDLC process where every step is carefully completed by the team and they </w:t>
+      <w:proofErr w:type="gramStart"/>
+      <w:r>
+        <w:rPr>
+          <w:lang w:val="en-US"/>
+        </w:rPr>
+        <w:t>Ans :</w:t>
+      </w:r>
+      <w:proofErr w:type="gramEnd"/>
+      <w:r>
+        <w:rPr>
+          <w:lang w:val="en-US"/>
+        </w:rPr>
+        <w:t xml:space="preserve">  The waterfall model is a </w:t>
+      </w:r>
+      <w:proofErr w:type="gramStart"/>
+      <w:r>
+        <w:rPr>
+          <w:lang w:val="en-US"/>
+        </w:rPr>
+        <w:t>step by step</w:t>
+      </w:r>
+      <w:proofErr w:type="gramEnd"/>
+      <w:r>
+        <w:rPr>
+          <w:lang w:val="en-US"/>
+        </w:rPr>
+        <w:t xml:space="preserve"> SDLC process where every step is carefully completed by the team and they </w:t>
       </w:r>
       <w:r>
         <w:rPr>
@@ -462,6 +794,7 @@
         </w:rPr>
         <w:t xml:space="preserve">to the next </w:t>
       </w:r>
+      <w:proofErr w:type="gramStart"/>
       <w:r>
         <w:rPr>
           <w:lang w:val="en-US"/>
@@ -472,7 +805,14 @@
         <w:rPr>
           <w:lang w:val="en-US"/>
         </w:rPr>
-        <w:t>. In this</w:t>
+        <w:t>.</w:t>
+      </w:r>
+      <w:proofErr w:type="gramEnd"/>
+      <w:r>
+        <w:rPr>
+          <w:lang w:val="en-US"/>
+        </w:rPr>
+        <w:t xml:space="preserve"> In this</w:t>
       </w:r>
       <w:r>
         <w:rPr>
@@ -492,8 +832,16 @@
         <w:rPr>
           <w:lang w:val="en-US"/>
         </w:rPr>
-        <w:t>Write the phases of spiral model ?</w:t>
-      </w:r>
+        <w:t xml:space="preserve">Write the phases of spiral </w:t>
+      </w:r>
+      <w:proofErr w:type="gramStart"/>
+      <w:r>
+        <w:rPr>
+          <w:lang w:val="en-US"/>
+        </w:rPr>
+        <w:t>model ?</w:t>
+      </w:r>
+      <w:proofErr w:type="gramEnd"/>
     </w:p>
     <w:p>
       <w:pPr>
@@ -502,18 +850,34 @@
           <w:lang w:val="en-US"/>
         </w:rPr>
       </w:pPr>
-      <w:r>
-        <w:rPr>
-          <w:lang w:val="en-US"/>
-        </w:rPr>
-        <w:t xml:space="preserve">Ans : </w:t>
-      </w:r>
-      <w:r>
-        <w:rPr>
-          <w:lang w:val="en-US"/>
-        </w:rPr>
-        <w:t>The Bohem’s spiral model is only when to analysis the risk and the budget is less .</w:t>
-      </w:r>
+      <w:proofErr w:type="gramStart"/>
+      <w:r>
+        <w:rPr>
+          <w:lang w:val="en-US"/>
+        </w:rPr>
+        <w:t>Ans :</w:t>
+      </w:r>
+      <w:proofErr w:type="gramEnd"/>
+      <w:r>
+        <w:rPr>
+          <w:lang w:val="en-US"/>
+        </w:rPr>
+        <w:t xml:space="preserve"> </w:t>
+      </w:r>
+      <w:r>
+        <w:rPr>
+          <w:lang w:val="en-US"/>
+        </w:rPr>
+        <w:t xml:space="preserve">The Bohem’s spiral model is only when to analysis the risk and the budget is </w:t>
+      </w:r>
+      <w:proofErr w:type="gramStart"/>
+      <w:r>
+        <w:rPr>
+          <w:lang w:val="en-US"/>
+        </w:rPr>
+        <w:t>less .</w:t>
+      </w:r>
+      <w:proofErr w:type="gramEnd"/>
     </w:p>
     <w:p>
       <w:pPr>
@@ -526,8 +890,16 @@
         <w:rPr>
           <w:lang w:val="en-US"/>
         </w:rPr>
-        <w:t>The phases of the spiral model are :</w:t>
-      </w:r>
+        <w:t xml:space="preserve">The phases of the spiral model </w:t>
+      </w:r>
+      <w:proofErr w:type="gramStart"/>
+      <w:r>
+        <w:rPr>
+          <w:lang w:val="en-US"/>
+        </w:rPr>
+        <w:t>are :</w:t>
+      </w:r>
+      <w:proofErr w:type="gramEnd"/>
     </w:p>
     <w:p>
       <w:pPr>
@@ -540,11 +912,26 @@
           <w:lang w:val="en-US"/>
         </w:rPr>
       </w:pPr>
-      <w:r>
-        <w:rPr>
-          <w:lang w:val="en-US"/>
-        </w:rPr>
-        <w:t>Planning : in this phase the planning of ob</w:t>
+      <w:proofErr w:type="gramStart"/>
+      <w:r>
+        <w:rPr>
+          <w:lang w:val="en-US"/>
+        </w:rPr>
+        <w:t>Planning :</w:t>
+      </w:r>
+      <w:proofErr w:type="gramEnd"/>
+      <w:r>
+        <w:rPr>
+          <w:lang w:val="en-US"/>
+        </w:rPr>
+        <w:t xml:space="preserve"> in this phase the planning of </w:t>
+      </w:r>
+      <w:proofErr w:type="spellStart"/>
+      <w:r>
+        <w:rPr>
+          <w:lang w:val="en-US"/>
+        </w:rPr>
+        <w:t>ob</w:t>
       </w:r>
       <w:r>
         <w:rPr>
@@ -556,7 +943,14 @@
         <w:rPr>
           <w:lang w:val="en-US"/>
         </w:rPr>
-        <w:t xml:space="preserve">tives and alternatives </w:t>
+        <w:t>tives</w:t>
+      </w:r>
+      <w:proofErr w:type="spellEnd"/>
+      <w:r>
+        <w:rPr>
+          <w:lang w:val="en-US"/>
+        </w:rPr>
+        <w:t xml:space="preserve"> and alternatives </w:t>
       </w:r>
     </w:p>
     <w:p>
@@ -574,14 +968,50 @@
         <w:rPr>
           <w:lang w:val="en-US"/>
         </w:rPr>
-        <w:t>Risk analysis : in this phase the risk are analysis</w:t>
-      </w:r>
-      <w:r>
-        <w:rPr>
-          <w:lang w:val="en-US"/>
-        </w:rPr>
-        <w:t xml:space="preserve"> and the ways are made to eliminate risk .</w:t>
-      </w:r>
+        <w:t xml:space="preserve">Risk </w:t>
+      </w:r>
+      <w:proofErr w:type="gramStart"/>
+      <w:r>
+        <w:rPr>
+          <w:lang w:val="en-US"/>
+        </w:rPr>
+        <w:t>analysis :</w:t>
+      </w:r>
+      <w:proofErr w:type="gramEnd"/>
+      <w:r>
+        <w:rPr>
+          <w:lang w:val="en-US"/>
+        </w:rPr>
+        <w:t xml:space="preserve"> in this phase the risk </w:t>
+      </w:r>
+      <w:proofErr w:type="gramStart"/>
+      <w:r>
+        <w:rPr>
+          <w:lang w:val="en-US"/>
+        </w:rPr>
+        <w:t>are</w:t>
+      </w:r>
+      <w:proofErr w:type="gramEnd"/>
+      <w:r>
+        <w:rPr>
+          <w:lang w:val="en-US"/>
+        </w:rPr>
+        <w:t xml:space="preserve"> analysis</w:t>
+      </w:r>
+      <w:r>
+        <w:rPr>
+          <w:lang w:val="en-US"/>
+        </w:rPr>
+        <w:t xml:space="preserve"> and the ways are made to eliminate </w:t>
+      </w:r>
+      <w:proofErr w:type="gramStart"/>
+      <w:r>
+        <w:rPr>
+          <w:lang w:val="en-US"/>
+        </w:rPr>
+        <w:t>risk .</w:t>
+      </w:r>
+      <w:proofErr w:type="gramEnd"/>
     </w:p>
     <w:p>
       <w:pPr>
@@ -594,12 +1024,28 @@
           <w:lang w:val="en-US"/>
         </w:rPr>
       </w:pPr>
-      <w:r>
-        <w:rPr>
-          <w:lang w:val="en-US"/>
-        </w:rPr>
-        <w:t>Engineering : in this phase the software is developed and tested .</w:t>
-      </w:r>
+      <w:proofErr w:type="gramStart"/>
+      <w:r>
+        <w:rPr>
+          <w:lang w:val="en-US"/>
+        </w:rPr>
+        <w:t>Engineering :</w:t>
+      </w:r>
+      <w:proofErr w:type="gramEnd"/>
+      <w:r>
+        <w:rPr>
+          <w:lang w:val="en-US"/>
+        </w:rPr>
+        <w:t xml:space="preserve"> in this phase the software is developed and </w:t>
+      </w:r>
+      <w:proofErr w:type="gramStart"/>
+      <w:r>
+        <w:rPr>
+          <w:lang w:val="en-US"/>
+        </w:rPr>
+        <w:t>tested .</w:t>
+      </w:r>
+      <w:proofErr w:type="gramEnd"/>
     </w:p>
     <w:p>
       <w:pPr>
@@ -616,7 +1062,21 @@
         <w:rPr>
           <w:lang w:val="en-US"/>
         </w:rPr>
-        <w:t>Customer evaluation : in this phase the customer evaluates the software according to his/her requirements.</w:t>
+        <w:t xml:space="preserve">Customer </w:t>
+      </w:r>
+      <w:proofErr w:type="gramStart"/>
+      <w:r>
+        <w:rPr>
+          <w:lang w:val="en-US"/>
+        </w:rPr>
+        <w:t>evaluation :</w:t>
+      </w:r>
+      <w:proofErr w:type="gramEnd"/>
+      <w:r>
+        <w:rPr>
+          <w:lang w:val="en-US"/>
+        </w:rPr>
+        <w:t xml:space="preserve"> in this phase the customer evaluates the software according to his/her requirements.</w:t>
       </w:r>
     </w:p>
     <w:p>
@@ -645,11 +1105,19 @@
           <w:lang w:val="en-US"/>
         </w:rPr>
       </w:pPr>
-      <w:r>
-        <w:rPr>
-          <w:lang w:val="en-US"/>
-        </w:rPr>
-        <w:t xml:space="preserve">Ans : Agile SDLC model is a combination of iterative and incremental process models with focus on process adoptability and customer satisfaction by rapid delivery of working software product. </w:t>
+      <w:proofErr w:type="gramStart"/>
+      <w:r>
+        <w:rPr>
+          <w:lang w:val="en-US"/>
+        </w:rPr>
+        <w:t>Ans :</w:t>
+      </w:r>
+      <w:proofErr w:type="gramEnd"/>
+      <w:r>
+        <w:rPr>
+          <w:lang w:val="en-US"/>
+        </w:rPr>
+        <w:t xml:space="preserve"> Agile SDLC model is a combination of iterative and incremental process models with focus on process adoptability and customer satisfaction by rapid delivery of working software product. </w:t>
       </w:r>
     </w:p>
     <w:p>
@@ -674,43 +1142,51 @@
     <w:p>
       <w:pPr>
         <w:rPr>
-          <w:sz w:val="28"/>
-          <w:szCs w:val="28"/>
-          <w:lang w:val="en-US"/>
-        </w:rPr>
-      </w:pPr>
-      <w:r>
-        <w:rPr>
-          <w:sz w:val="28"/>
-          <w:szCs w:val="28"/>
-          <w:lang w:val="en-US"/>
-        </w:rPr>
-        <w:t>PROS</w:t>
-      </w:r>
-    </w:p>
-    <w:p>
-      <w:pPr>
-        <w:rPr>
-          <w:lang w:val="en-US"/>
-        </w:rPr>
-      </w:pPr>
-    </w:p>
-    <w:p>
-      <w:r>
-        <w:t>Write Basic Concepts of oops</w:t>
+          <w:lang w:val="en-US"/>
+        </w:rPr>
+      </w:pPr>
+    </w:p>
+    <w:p>
+      <w:pPr>
+        <w:rPr>
+          <w:lang w:val="en-US"/>
+        </w:rPr>
+      </w:pPr>
+    </w:p>
+    <w:p>
+      <w:r>
+        <w:t xml:space="preserve">Write Basic Concepts of </w:t>
+      </w:r>
+      <w:proofErr w:type="gramStart"/>
+      <w:r>
+        <w:t>oops</w:t>
       </w:r>
       <w:r>
         <w:t xml:space="preserve"> ?</w:t>
       </w:r>
-    </w:p>
-    <w:p>
-      <w:pPr>
-        <w:rPr>
-          <w:lang w:val="en-US"/>
-        </w:rPr>
-      </w:pPr>
-      <w:r>
-        <w:t>Ans : This are the basic concept of oops :-</w:t>
+      <w:proofErr w:type="gramEnd"/>
+    </w:p>
+    <w:p>
+      <w:pPr>
+        <w:rPr>
+          <w:lang w:val="en-US"/>
+        </w:rPr>
+      </w:pPr>
+      <w:proofErr w:type="gramStart"/>
+      <w:r>
+        <w:t>Ans :</w:t>
+      </w:r>
+      <w:proofErr w:type="gramEnd"/>
+      <w:r>
+        <w:t xml:space="preserve"> This are the basic concept of </w:t>
+      </w:r>
+      <w:proofErr w:type="gramStart"/>
+      <w:r>
+        <w:t>oops :</w:t>
+      </w:r>
+      <w:proofErr w:type="gramEnd"/>
+      <w:r>
+        <w:t>-</w:t>
       </w:r>
     </w:p>
     <w:p>
@@ -851,11 +1327,19 @@
           <w:lang w:val="en-US"/>
         </w:rPr>
       </w:pPr>
-      <w:r>
-        <w:rPr>
-          <w:lang w:val="en-US"/>
-        </w:rPr>
-        <w:t xml:space="preserve">Ans : </w:t>
+      <w:proofErr w:type="gramStart"/>
+      <w:r>
+        <w:rPr>
+          <w:lang w:val="en-US"/>
+        </w:rPr>
+        <w:t>Ans :</w:t>
+      </w:r>
+      <w:proofErr w:type="gramEnd"/>
+      <w:r>
+        <w:rPr>
+          <w:lang w:val="en-US"/>
+        </w:rPr>
+        <w:t xml:space="preserve"> </w:t>
       </w:r>
       <w:r>
         <w:rPr>
@@ -873,8 +1357,16 @@
         <w:rPr>
           <w:lang w:val="en-US"/>
         </w:rPr>
-        <w:t>class to perform a function .</w:t>
-      </w:r>
+        <w:t xml:space="preserve">class to perform a </w:t>
+      </w:r>
+      <w:proofErr w:type="gramStart"/>
+      <w:r>
+        <w:rPr>
+          <w:lang w:val="en-US"/>
+        </w:rPr>
+        <w:t>function .</w:t>
+      </w:r>
+      <w:proofErr w:type="gramEnd"/>
     </w:p>
     <w:p>
       <w:pPr>
@@ -895,8 +1387,16 @@
         <w:rPr>
           <w:lang w:val="en-US"/>
         </w:rPr>
-        <w:t>What is class ?</w:t>
-      </w:r>
+        <w:t xml:space="preserve">What is </w:t>
+      </w:r>
+      <w:proofErr w:type="gramStart"/>
+      <w:r>
+        <w:rPr>
+          <w:lang w:val="en-US"/>
+        </w:rPr>
+        <w:t>class ?</w:t>
+      </w:r>
+      <w:proofErr w:type="gramEnd"/>
     </w:p>
     <w:p>
       <w:pPr>
@@ -905,12 +1405,28 @@
           <w:lang w:val="en-US"/>
         </w:rPr>
       </w:pPr>
-      <w:r>
-        <w:rPr>
-          <w:lang w:val="en-US"/>
-        </w:rPr>
-        <w:t>Ans : It is the collection of the data .</w:t>
-      </w:r>
+      <w:proofErr w:type="gramStart"/>
+      <w:r>
+        <w:rPr>
+          <w:lang w:val="en-US"/>
+        </w:rPr>
+        <w:t>Ans :</w:t>
+      </w:r>
+      <w:proofErr w:type="gramEnd"/>
+      <w:r>
+        <w:rPr>
+          <w:lang w:val="en-US"/>
+        </w:rPr>
+        <w:t xml:space="preserve"> It is the collection of the </w:t>
+      </w:r>
+      <w:proofErr w:type="gramStart"/>
+      <w:r>
+        <w:rPr>
+          <w:lang w:val="en-US"/>
+        </w:rPr>
+        <w:t>data .</w:t>
+      </w:r>
+      <w:proofErr w:type="gramEnd"/>
     </w:p>
     <w:p>
       <w:pPr>
@@ -931,8 +1447,16 @@
         <w:rPr>
           <w:lang w:val="en-US"/>
         </w:rPr>
-        <w:t>What is encapsulation ?</w:t>
-      </w:r>
+        <w:t xml:space="preserve">What is </w:t>
+      </w:r>
+      <w:proofErr w:type="gramStart"/>
+      <w:r>
+        <w:rPr>
+          <w:lang w:val="en-US"/>
+        </w:rPr>
+        <w:t>encapsulation ?</w:t>
+      </w:r>
+      <w:proofErr w:type="gramEnd"/>
     </w:p>
     <w:p>
       <w:pPr>
@@ -941,11 +1465,19 @@
           <w:lang w:val="en-US"/>
         </w:rPr>
       </w:pPr>
-      <w:r>
-        <w:rPr>
-          <w:lang w:val="en-US"/>
-        </w:rPr>
-        <w:t>Ans : it is a wrapping of data.</w:t>
+      <w:proofErr w:type="gramStart"/>
+      <w:r>
+        <w:rPr>
+          <w:lang w:val="en-US"/>
+        </w:rPr>
+        <w:t>Ans :</w:t>
+      </w:r>
+      <w:proofErr w:type="gramEnd"/>
+      <w:r>
+        <w:rPr>
+          <w:lang w:val="en-US"/>
+        </w:rPr>
+        <w:t xml:space="preserve"> it is a wrapping of data.</w:t>
       </w:r>
     </w:p>
     <w:p>
@@ -967,8 +1499,16 @@
         <w:rPr>
           <w:lang w:val="en-US"/>
         </w:rPr>
-        <w:t>What is inheritance ?</w:t>
-      </w:r>
+        <w:t xml:space="preserve">What is </w:t>
+      </w:r>
+      <w:proofErr w:type="gramStart"/>
+      <w:r>
+        <w:rPr>
+          <w:lang w:val="en-US"/>
+        </w:rPr>
+        <w:t>inheritance ?</w:t>
+      </w:r>
+      <w:proofErr w:type="gramEnd"/>
     </w:p>
     <w:p>
       <w:pPr>
@@ -977,11 +1517,19 @@
           <w:lang w:val="en-US"/>
         </w:rPr>
       </w:pPr>
-      <w:r>
-        <w:rPr>
-          <w:lang w:val="en-US"/>
-        </w:rPr>
-        <w:t>Ans : To inherit a class from another class.</w:t>
+      <w:proofErr w:type="gramStart"/>
+      <w:r>
+        <w:rPr>
+          <w:lang w:val="en-US"/>
+        </w:rPr>
+        <w:t>Ans :</w:t>
+      </w:r>
+      <w:proofErr w:type="gramEnd"/>
+      <w:r>
+        <w:rPr>
+          <w:lang w:val="en-US"/>
+        </w:rPr>
+        <w:t xml:space="preserve"> To inherit a class from another class.</w:t>
       </w:r>
     </w:p>
     <w:p>
@@ -1003,8 +1551,16 @@
         <w:rPr>
           <w:lang w:val="en-US"/>
         </w:rPr>
-        <w:t>What is polymorphism ?</w:t>
-      </w:r>
+        <w:t xml:space="preserve">What is </w:t>
+      </w:r>
+      <w:proofErr w:type="gramStart"/>
+      <w:r>
+        <w:rPr>
+          <w:lang w:val="en-US"/>
+        </w:rPr>
+        <w:t>polymorphism ?</w:t>
+      </w:r>
+      <w:proofErr w:type="gramEnd"/>
     </w:p>
     <w:p>
       <w:pPr>
@@ -1013,11 +1569,33 @@
           <w:lang w:val="en-US"/>
         </w:rPr>
       </w:pPr>
-      <w:r>
-        <w:rPr>
-          <w:lang w:val="en-US"/>
-        </w:rPr>
-        <w:t>Ans : One name multiple forum . When one software has multiple functions.</w:t>
+      <w:proofErr w:type="gramStart"/>
+      <w:r>
+        <w:rPr>
+          <w:lang w:val="en-US"/>
+        </w:rPr>
+        <w:t>Ans :</w:t>
+      </w:r>
+      <w:proofErr w:type="gramEnd"/>
+      <w:r>
+        <w:rPr>
+          <w:lang w:val="en-US"/>
+        </w:rPr>
+        <w:t xml:space="preserve"> One name multiple </w:t>
+      </w:r>
+      <w:proofErr w:type="gramStart"/>
+      <w:r>
+        <w:rPr>
+          <w:lang w:val="en-US"/>
+        </w:rPr>
+        <w:t>forum .</w:t>
+      </w:r>
+      <w:proofErr w:type="gramEnd"/>
+      <w:r>
+        <w:rPr>
+          <w:lang w:val="en-US"/>
+        </w:rPr>
+        <w:t xml:space="preserve"> When one software has multiple functions.</w:t>
       </w:r>
     </w:p>
     <w:p>
@@ -1033,21 +1611,39 @@
         <w:ind w:left="360"/>
       </w:pPr>
       <w:r>
-        <w:t>Write agile manifesto principles</w:t>
+        <w:t xml:space="preserve">Write agile manifesto </w:t>
+      </w:r>
+      <w:proofErr w:type="gramStart"/>
+      <w:r>
+        <w:t>principles</w:t>
       </w:r>
       <w:r>
         <w:t xml:space="preserve"> ?</w:t>
       </w:r>
+      <w:proofErr w:type="gramEnd"/>
     </w:p>
     <w:p>
       <w:pPr>
         <w:ind w:left="360"/>
       </w:pPr>
-      <w:r>
-        <w:t xml:space="preserve">Ans : </w:t>
-      </w:r>
-      <w:r>
-        <w:t>This are the following manifesto of agile methodology :-</w:t>
+      <w:proofErr w:type="gramStart"/>
+      <w:r>
+        <w:t>Ans :</w:t>
+      </w:r>
+      <w:proofErr w:type="gramEnd"/>
+      <w:r>
+        <w:t xml:space="preserve"> </w:t>
+      </w:r>
+      <w:r>
+        <w:t xml:space="preserve">This are the following manifesto of agile </w:t>
+      </w:r>
+      <w:proofErr w:type="gramStart"/>
+      <w:r>
+        <w:t>methodology :</w:t>
+      </w:r>
+      <w:proofErr w:type="gramEnd"/>
+      <w:r>
+        <w:t>-</w:t>
       </w:r>
     </w:p>
     <w:p>
@@ -1331,11 +1927,19 @@
           <w:lang w:val="en-US"/>
         </w:rPr>
       </w:pPr>
-      <w:r>
-        <w:rPr>
-          <w:lang w:val="en-US"/>
-        </w:rPr>
-        <w:t>Self organized and skil</w:t>
+      <w:proofErr w:type="spellStart"/>
+      <w:r>
+        <w:rPr>
+          <w:lang w:val="en-US"/>
+        </w:rPr>
+        <w:t>Self organized</w:t>
+      </w:r>
+      <w:proofErr w:type="spellEnd"/>
+      <w:r>
+        <w:rPr>
+          <w:lang w:val="en-US"/>
+        </w:rPr>
+        <w:t xml:space="preserve"> and skil</w:t>
       </w:r>
       <w:r>
         <w:rPr>
@@ -1365,7 +1969,21 @@
         <w:rPr>
           <w:lang w:val="en-US"/>
         </w:rPr>
-        <w:t>ularly reviews and improve the effectivene</w:t>
+        <w:t xml:space="preserve">ularly reviews and </w:t>
+      </w:r>
+      <w:proofErr w:type="gramStart"/>
+      <w:r>
+        <w:rPr>
+          <w:lang w:val="en-US"/>
+        </w:rPr>
+        <w:t>improve</w:t>
+      </w:r>
+      <w:proofErr w:type="gramEnd"/>
+      <w:r>
+        <w:rPr>
+          <w:lang w:val="en-US"/>
+        </w:rPr>
+        <w:t xml:space="preserve"> the effectivene</w:t>
       </w:r>
       <w:r>
         <w:rPr>
@@ -1406,207 +2024,229 @@
           <w:lang w:val="en-US"/>
         </w:rPr>
       </w:pPr>
-      <w:r>
-        <w:rPr>
-          <w:lang w:val="en-US"/>
-        </w:rPr>
-        <w:t>Ans : To way to write code.</w:t>
-      </w:r>
-    </w:p>
-    <w:p>
-      <w:pPr>
-        <w:rPr>
-          <w:lang w:val="en-US"/>
-        </w:rPr>
-      </w:pPr>
-    </w:p>
-    <w:p>
-      <w:pPr>
-        <w:rPr>
-          <w:lang w:val="en-US"/>
-        </w:rPr>
-      </w:pPr>
-    </w:p>
-    <w:p>
-      <w:pPr>
-        <w:rPr>
-          <w:lang w:val="en-US"/>
-        </w:rPr>
-      </w:pPr>
-    </w:p>
-    <w:p>
-      <w:pPr>
-        <w:rPr>
-          <w:lang w:val="en-US"/>
-        </w:rPr>
-      </w:pPr>
-    </w:p>
-    <w:p>
-      <w:pPr>
-        <w:rPr>
-          <w:lang w:val="en-US"/>
-        </w:rPr>
-      </w:pPr>
-    </w:p>
-    <w:p>
-      <w:pPr>
-        <w:rPr>
-          <w:lang w:val="en-US"/>
-        </w:rPr>
-      </w:pPr>
-    </w:p>
-    <w:p>
-      <w:pPr>
-        <w:rPr>
-          <w:lang w:val="en-US"/>
-        </w:rPr>
-      </w:pPr>
-    </w:p>
-    <w:p>
-      <w:pPr>
-        <w:rPr>
-          <w:lang w:val="en-US"/>
-        </w:rPr>
-      </w:pPr>
-    </w:p>
-    <w:p>
-      <w:pPr>
-        <w:rPr>
-          <w:lang w:val="en-US"/>
-        </w:rPr>
-      </w:pPr>
-    </w:p>
-    <w:p>
-      <w:pPr>
-        <w:rPr>
-          <w:lang w:val="en-US"/>
-        </w:rPr>
-      </w:pPr>
-    </w:p>
-    <w:p>
-      <w:pPr>
-        <w:rPr>
-          <w:lang w:val="en-US"/>
-        </w:rPr>
-      </w:pPr>
-    </w:p>
-    <w:p>
-      <w:pPr>
-        <w:rPr>
-          <w:lang w:val="en-US"/>
-        </w:rPr>
-      </w:pPr>
-    </w:p>
-    <w:p>
-      <w:pPr>
-        <w:rPr>
-          <w:lang w:val="en-US"/>
-        </w:rPr>
-      </w:pPr>
-    </w:p>
-    <w:p>
-      <w:pPr>
-        <w:rPr>
-          <w:lang w:val="en-US"/>
-        </w:rPr>
-      </w:pPr>
-    </w:p>
-    <w:p>
-      <w:pPr>
-        <w:rPr>
-          <w:lang w:val="en-US"/>
-        </w:rPr>
-      </w:pPr>
-    </w:p>
-    <w:p>
-      <w:pPr>
-        <w:rPr>
-          <w:lang w:val="en-US"/>
-        </w:rPr>
-      </w:pPr>
-    </w:p>
-    <w:p>
-      <w:pPr>
-        <w:rPr>
-          <w:lang w:val="en-US"/>
-        </w:rPr>
-      </w:pPr>
-    </w:p>
-    <w:p>
-      <w:pPr>
-        <w:rPr>
-          <w:lang w:val="en-US"/>
-        </w:rPr>
-      </w:pPr>
-    </w:p>
-    <w:p>
-      <w:pPr>
-        <w:rPr>
-          <w:lang w:val="en-US"/>
-        </w:rPr>
-      </w:pPr>
-    </w:p>
-    <w:p>
-      <w:pPr>
-        <w:rPr>
-          <w:lang w:val="en-US"/>
-        </w:rPr>
-      </w:pPr>
-    </w:p>
-    <w:p>
-      <w:pPr>
-        <w:rPr>
-          <w:lang w:val="en-US"/>
-        </w:rPr>
-      </w:pPr>
-    </w:p>
-    <w:p>
-      <w:pPr>
-        <w:rPr>
-          <w:lang w:val="en-US"/>
-        </w:rPr>
-      </w:pPr>
-    </w:p>
-    <w:p>
-      <w:pPr>
-        <w:rPr>
-          <w:lang w:val="en-US"/>
-        </w:rPr>
-      </w:pPr>
-    </w:p>
-    <w:p>
-      <w:pPr>
-        <w:rPr>
-          <w:lang w:val="en-US"/>
-        </w:rPr>
-      </w:pPr>
-    </w:p>
-    <w:p>
-      <w:pPr>
-        <w:rPr>
-          <w:lang w:val="en-US"/>
-        </w:rPr>
-      </w:pPr>
-    </w:p>
-    <w:p>
-      <w:pPr>
-        <w:rPr>
-          <w:lang w:val="en-US"/>
-        </w:rPr>
-      </w:pPr>
-    </w:p>
-    <w:p>
-      <w:pPr>
-        <w:rPr>
-          <w:lang w:val="en-US"/>
-        </w:rPr>
-      </w:pPr>
-      <w:r>
-        <w:rPr>
-          <w:lang w:val="en-US"/>
-        </w:rPr>
-        <w:lastRenderedPageBreak/>
-        <w:t xml:space="preserve">Usecase of online bill Payment </w:t>
+      <w:proofErr w:type="gramStart"/>
+      <w:r>
+        <w:rPr>
+          <w:lang w:val="en-US"/>
+        </w:rPr>
+        <w:t>Ans :</w:t>
+      </w:r>
+      <w:proofErr w:type="gramEnd"/>
+      <w:r>
+        <w:rPr>
+          <w:lang w:val="en-US"/>
+        </w:rPr>
+        <w:t xml:space="preserve"> To way to write code.</w:t>
+      </w:r>
+    </w:p>
+    <w:p>
+      <w:pPr>
+        <w:rPr>
+          <w:lang w:val="en-US"/>
+        </w:rPr>
+      </w:pPr>
+    </w:p>
+    <w:p>
+      <w:pPr>
+        <w:rPr>
+          <w:lang w:val="en-US"/>
+        </w:rPr>
+      </w:pPr>
+    </w:p>
+    <w:p>
+      <w:pPr>
+        <w:rPr>
+          <w:lang w:val="en-US"/>
+        </w:rPr>
+      </w:pPr>
+    </w:p>
+    <w:p>
+      <w:pPr>
+        <w:rPr>
+          <w:lang w:val="en-US"/>
+        </w:rPr>
+      </w:pPr>
+    </w:p>
+    <w:p>
+      <w:pPr>
+        <w:rPr>
+          <w:lang w:val="en-US"/>
+        </w:rPr>
+      </w:pPr>
+    </w:p>
+    <w:p>
+      <w:pPr>
+        <w:rPr>
+          <w:lang w:val="en-US"/>
+        </w:rPr>
+      </w:pPr>
+    </w:p>
+    <w:p>
+      <w:pPr>
+        <w:rPr>
+          <w:lang w:val="en-US"/>
+        </w:rPr>
+      </w:pPr>
+    </w:p>
+    <w:p>
+      <w:pPr>
+        <w:rPr>
+          <w:lang w:val="en-US"/>
+        </w:rPr>
+      </w:pPr>
+    </w:p>
+    <w:p>
+      <w:pPr>
+        <w:rPr>
+          <w:lang w:val="en-US"/>
+        </w:rPr>
+      </w:pPr>
+    </w:p>
+    <w:p>
+      <w:pPr>
+        <w:rPr>
+          <w:lang w:val="en-US"/>
+        </w:rPr>
+      </w:pPr>
+    </w:p>
+    <w:p>
+      <w:pPr>
+        <w:rPr>
+          <w:lang w:val="en-US"/>
+        </w:rPr>
+      </w:pPr>
+    </w:p>
+    <w:p>
+      <w:pPr>
+        <w:rPr>
+          <w:lang w:val="en-US"/>
+        </w:rPr>
+      </w:pPr>
+    </w:p>
+    <w:p>
+      <w:pPr>
+        <w:rPr>
+          <w:lang w:val="en-US"/>
+        </w:rPr>
+      </w:pPr>
+    </w:p>
+    <w:p>
+      <w:pPr>
+        <w:rPr>
+          <w:lang w:val="en-US"/>
+        </w:rPr>
+      </w:pPr>
+    </w:p>
+    <w:p>
+      <w:pPr>
+        <w:rPr>
+          <w:lang w:val="en-US"/>
+        </w:rPr>
+      </w:pPr>
+    </w:p>
+    <w:p>
+      <w:pPr>
+        <w:rPr>
+          <w:lang w:val="en-US"/>
+        </w:rPr>
+      </w:pPr>
+    </w:p>
+    <w:p>
+      <w:pPr>
+        <w:rPr>
+          <w:lang w:val="en-US"/>
+        </w:rPr>
+      </w:pPr>
+    </w:p>
+    <w:p>
+      <w:pPr>
+        <w:rPr>
+          <w:lang w:val="en-US"/>
+        </w:rPr>
+      </w:pPr>
+    </w:p>
+    <w:p>
+      <w:pPr>
+        <w:rPr>
+          <w:lang w:val="en-US"/>
+        </w:rPr>
+      </w:pPr>
+    </w:p>
+    <w:p>
+      <w:pPr>
+        <w:rPr>
+          <w:lang w:val="en-US"/>
+        </w:rPr>
+      </w:pPr>
+    </w:p>
+    <w:p>
+      <w:pPr>
+        <w:rPr>
+          <w:lang w:val="en-US"/>
+        </w:rPr>
+      </w:pPr>
+    </w:p>
+    <w:p>
+      <w:pPr>
+        <w:rPr>
+          <w:lang w:val="en-US"/>
+        </w:rPr>
+      </w:pPr>
+    </w:p>
+    <w:p>
+      <w:pPr>
+        <w:rPr>
+          <w:lang w:val="en-US"/>
+        </w:rPr>
+      </w:pPr>
+    </w:p>
+    <w:p>
+      <w:pPr>
+        <w:rPr>
+          <w:lang w:val="en-US"/>
+        </w:rPr>
+      </w:pPr>
+    </w:p>
+    <w:p>
+      <w:pPr>
+        <w:rPr>
+          <w:lang w:val="en-US"/>
+        </w:rPr>
+      </w:pPr>
+    </w:p>
+    <w:p>
+      <w:pPr>
+        <w:rPr>
+          <w:lang w:val="en-US"/>
+        </w:rPr>
+      </w:pPr>
+    </w:p>
+    <w:p>
+      <w:pPr>
+        <w:rPr>
+          <w:lang w:val="en-US"/>
+        </w:rPr>
+      </w:pPr>
+    </w:p>
+    <w:p>
+      <w:pPr>
+        <w:rPr>
+          <w:lang w:val="en-US"/>
+        </w:rPr>
+      </w:pPr>
+      <w:proofErr w:type="spellStart"/>
+      <w:r>
+        <w:rPr>
+          <w:lang w:val="en-US"/>
+        </w:rPr>
+        <w:t>Usecase</w:t>
+      </w:r>
+      <w:proofErr w:type="spellEnd"/>
+      <w:r>
+        <w:rPr>
+          <w:lang w:val="en-US"/>
+        </w:rPr>
+        <w:t xml:space="preserve"> of online bill Payment </w:t>
       </w:r>
     </w:p>
     <w:p>
@@ -1676,12 +2316,19 @@
           <w:lang w:val="en-US"/>
         </w:rPr>
       </w:pPr>
-      <w:r>
-        <w:rPr>
-          <w:lang w:val="en-US"/>
-        </w:rPr>
-        <w:lastRenderedPageBreak/>
-        <w:t xml:space="preserve">Usecase of banking system </w:t>
+      <w:proofErr w:type="spellStart"/>
+      <w:r>
+        <w:rPr>
+          <w:lang w:val="en-US"/>
+        </w:rPr>
+        <w:t>Usecase</w:t>
+      </w:r>
+      <w:proofErr w:type="spellEnd"/>
+      <w:r>
+        <w:rPr>
+          <w:lang w:val="en-US"/>
+        </w:rPr>
+        <w:t xml:space="preserve"> of banking system </w:t>
       </w:r>
     </w:p>
     <w:p>
@@ -1835,12 +2482,19 @@
           <w:lang w:val="en-US"/>
         </w:rPr>
       </w:pPr>
-      <w:r>
-        <w:rPr>
-          <w:lang w:val="en-US"/>
-        </w:rPr>
-        <w:lastRenderedPageBreak/>
-        <w:t>Usecase on online shopping product using payment gateway</w:t>
+      <w:proofErr w:type="spellStart"/>
+      <w:r>
+        <w:rPr>
+          <w:lang w:val="en-US"/>
+        </w:rPr>
+        <w:t>Usecase</w:t>
+      </w:r>
+      <w:proofErr w:type="spellEnd"/>
+      <w:r>
+        <w:rPr>
+          <w:lang w:val="en-US"/>
+        </w:rPr>
+        <w:t xml:space="preserve"> on online shopping product using payment gateway</w:t>
       </w:r>
     </w:p>
     <w:p>
@@ -2001,11 +2655,19 @@
           <w:lang w:val="en-US"/>
         </w:rPr>
       </w:pPr>
-      <w:r>
-        <w:rPr>
-          <w:lang w:val="en-US"/>
-        </w:rPr>
-        <w:t>Usecase on E</w:t>
+      <w:proofErr w:type="spellStart"/>
+      <w:r>
+        <w:rPr>
+          <w:lang w:val="en-US"/>
+        </w:rPr>
+        <w:t>Usecase</w:t>
+      </w:r>
+      <w:proofErr w:type="spellEnd"/>
+      <w:r>
+        <w:rPr>
+          <w:lang w:val="en-US"/>
+        </w:rPr>
+        <w:t xml:space="preserve"> on E</w:t>
       </w:r>
       <w:r>
         <w:rPr>
@@ -2085,7 +2747,248 @@
         </w:rPr>
       </w:pPr>
     </w:p>
+    <w:p>
+      <w:pPr>
+        <w:ind w:firstLine="720"/>
+        <w:rPr>
+          <w:lang w:val="en-US"/>
+        </w:rPr>
+      </w:pPr>
+      <w:proofErr w:type="spellStart"/>
+      <w:r>
+        <w:rPr>
+          <w:lang w:val="en-US"/>
+        </w:rPr>
+        <w:t>Usecase</w:t>
+      </w:r>
+      <w:proofErr w:type="spellEnd"/>
+      <w:r>
+        <w:rPr>
+          <w:lang w:val="en-US"/>
+        </w:rPr>
+        <w:t xml:space="preserve"> on </w:t>
+      </w:r>
+      <w:proofErr w:type="spellStart"/>
+      <w:r>
+        <w:rPr>
+          <w:lang w:val="en-US"/>
+        </w:rPr>
+        <w:t>ott</w:t>
+      </w:r>
+      <w:proofErr w:type="spellEnd"/>
+      <w:r>
+        <w:rPr>
+          <w:lang w:val="en-US"/>
+        </w:rPr>
+        <w:t xml:space="preserve"> </w:t>
+      </w:r>
+      <w:proofErr w:type="spellStart"/>
+      <w:r>
+        <w:rPr>
+          <w:lang w:val="en-US"/>
+        </w:rPr>
+        <w:t>plateform</w:t>
+      </w:r>
+      <w:proofErr w:type="spellEnd"/>
+    </w:p>
+    <w:p>
+      <w:pPr>
+        <w:ind w:firstLine="720"/>
+        <w:rPr>
+          <w:lang w:val="en-US"/>
+        </w:rPr>
+      </w:pPr>
+    </w:p>
+    <w:p>
+      <w:pPr>
+        <w:ind w:firstLine="720"/>
+        <w:rPr>
+          <w:noProof/>
+          <w:lang w:val="en-US"/>
+        </w:rPr>
+      </w:pPr>
+    </w:p>
+    <w:p>
+      <w:pPr>
+        <w:ind w:firstLine="720"/>
+        <w:rPr>
+          <w:noProof/>
+          <w:lang w:val="en-US"/>
+        </w:rPr>
+      </w:pPr>
+    </w:p>
+    <w:p>
+      <w:pPr>
+        <w:ind w:firstLine="720"/>
+        <w:rPr>
+          <w:noProof/>
+          <w:lang w:val="en-US"/>
+        </w:rPr>
+      </w:pPr>
+    </w:p>
+    <w:p>
+      <w:pPr>
+        <w:ind w:firstLine="720"/>
+        <w:rPr>
+          <w:lang w:val="en-US"/>
+        </w:rPr>
+      </w:pPr>
+    </w:p>
+    <w:p>
+      <w:pPr>
+        <w:ind w:firstLine="720"/>
+        <w:rPr>
+          <w:lang w:val="en-US"/>
+        </w:rPr>
+      </w:pPr>
+      <w:r>
+        <w:rPr>
+          <w:noProof/>
+          <w:lang w:val="en-US"/>
+        </w:rPr>
+        <w:lastRenderedPageBreak/>
+        <w:drawing>
+          <wp:inline distT="0" distB="0" distL="0" distR="0" wp14:anchorId="2A65440E" wp14:editId="706D6E1F">
+            <wp:extent cx="5453669" cy="9190186"/>
+            <wp:effectExtent l="0" t="0" r="0" b="0"/>
+            <wp:docPr id="1606509013" name="Picture 1"/>
+            <wp:cNvGraphicFramePr>
+              <a:graphicFrameLocks xmlns:a="http://schemas.openxmlformats.org/drawingml/2006/main" noChangeAspect="1"/>
+            </wp:cNvGraphicFramePr>
+            <a:graphic xmlns:a="http://schemas.openxmlformats.org/drawingml/2006/main">
+              <a:graphicData uri="http://schemas.openxmlformats.org/drawingml/2006/picture">
+                <pic:pic xmlns:pic="http://schemas.openxmlformats.org/drawingml/2006/picture">
+                  <pic:nvPicPr>
+                    <pic:cNvPr id="1606509013" name="Picture 1606509013"/>
+                    <pic:cNvPicPr/>
+                  </pic:nvPicPr>
+                  <pic:blipFill>
+                    <a:blip r:embed="rId12">
+                      <a:extLst>
+                        <a:ext uri="{28A0092B-C50C-407E-A947-70E740481C1C}">
+                          <a14:useLocalDpi xmlns:a14="http://schemas.microsoft.com/office/drawing/2010/main" val="0"/>
+                        </a:ext>
+                      </a:extLst>
+                    </a:blip>
+                    <a:stretch>
+                      <a:fillRect/>
+                    </a:stretch>
+                  </pic:blipFill>
+                  <pic:spPr>
+                    <a:xfrm>
+                      <a:off x="0" y="0"/>
+                      <a:ext cx="5457539" cy="9196708"/>
+                    </a:xfrm>
+                    <a:prstGeom prst="rect">
+                      <a:avLst/>
+                    </a:prstGeom>
+                  </pic:spPr>
+                </pic:pic>
+              </a:graphicData>
+            </a:graphic>
+          </wp:inline>
+        </w:drawing>
+      </w:r>
+      <w:r>
+        <w:rPr>
+          <w:lang w:val="en-US"/>
+        </w:rPr>
+        <w:t xml:space="preserve"> </w:t>
+      </w:r>
+    </w:p>
+    <w:p>
+      <w:pPr>
+        <w:ind w:firstLine="720"/>
+        <w:rPr>
+          <w:lang w:val="en-US"/>
+        </w:rPr>
+      </w:pPr>
+      <w:proofErr w:type="spellStart"/>
+      <w:r>
+        <w:rPr>
+          <w:lang w:val="en-US"/>
+        </w:rPr>
+        <w:lastRenderedPageBreak/>
+        <w:t>Usercase</w:t>
+      </w:r>
+      <w:proofErr w:type="spellEnd"/>
+      <w:r>
+        <w:rPr>
+          <w:lang w:val="en-US"/>
+        </w:rPr>
+        <w:t xml:space="preserve"> on broadcasting system</w:t>
+      </w:r>
+    </w:p>
+    <w:p>
+      <w:pPr>
+        <w:ind w:firstLine="720"/>
+        <w:rPr>
+          <w:lang w:val="en-US"/>
+        </w:rPr>
+      </w:pPr>
+    </w:p>
+    <w:p>
+      <w:pPr>
+        <w:ind w:firstLine="720"/>
+        <w:rPr>
+          <w:lang w:val="en-US"/>
+        </w:rPr>
+      </w:pPr>
+      <w:r>
+        <w:rPr>
+          <w:noProof/>
+          <w:lang w:val="en-US"/>
+        </w:rPr>
+        <w:drawing>
+          <wp:inline distT="0" distB="0" distL="0" distR="0" wp14:anchorId="17689E5E" wp14:editId="171294B7">
+            <wp:extent cx="5731510" cy="7016115"/>
+            <wp:effectExtent l="0" t="0" r="2540" b="0"/>
+            <wp:docPr id="371004671" name="Picture 2"/>
+            <wp:cNvGraphicFramePr>
+              <a:graphicFrameLocks xmlns:a="http://schemas.openxmlformats.org/drawingml/2006/main" noChangeAspect="1"/>
+            </wp:cNvGraphicFramePr>
+            <a:graphic xmlns:a="http://schemas.openxmlformats.org/drawingml/2006/main">
+              <a:graphicData uri="http://schemas.openxmlformats.org/drawingml/2006/picture">
+                <pic:pic xmlns:pic="http://schemas.openxmlformats.org/drawingml/2006/picture">
+                  <pic:nvPicPr>
+                    <pic:cNvPr id="371004671" name="Picture 371004671"/>
+                    <pic:cNvPicPr/>
+                  </pic:nvPicPr>
+                  <pic:blipFill>
+                    <a:blip r:embed="rId13">
+                      <a:extLst>
+                        <a:ext uri="{28A0092B-C50C-407E-A947-70E740481C1C}">
+                          <a14:useLocalDpi xmlns:a14="http://schemas.microsoft.com/office/drawing/2010/main" val="0"/>
+                        </a:ext>
+                      </a:extLst>
+                    </a:blip>
+                    <a:stretch>
+                      <a:fillRect/>
+                    </a:stretch>
+                  </pic:blipFill>
+                  <pic:spPr>
+                    <a:xfrm>
+                      <a:off x="0" y="0"/>
+                      <a:ext cx="5731510" cy="7016115"/>
+                    </a:xfrm>
+                    <a:prstGeom prst="rect">
+                      <a:avLst/>
+                    </a:prstGeom>
+                  </pic:spPr>
+                </pic:pic>
+              </a:graphicData>
+            </a:graphic>
+          </wp:inline>
+        </w:drawing>
+      </w:r>
+    </w:p>
     <w:sectPr>
+      <w:headerReference w:type="even" r:id="rId14"/>
+      <w:headerReference w:type="default" r:id="rId15"/>
+      <w:footerReference w:type="even" r:id="rId16"/>
+      <w:footerReference w:type="default" r:id="rId17"/>
+      <w:headerReference w:type="first" r:id="rId18"/>
+      <w:footerReference w:type="first" r:id="rId19"/>
       <w:pgSz w:w="11906" w:h="16838"/>
       <w:pgMar w:top="1440" w:right="1440" w:bottom="1440" w:left="1440" w:header="708" w:footer="708" w:gutter="0"/>
       <w:cols w:space="708"/>
@@ -2120,6 +3023,36 @@
 </w:endnotes>
 </file>
 
+<file path=word/footer1.xml><?xml version="1.0" encoding="utf-8"?>
+<w:ftr xmlns:wpc="http://schemas.microsoft.com/office/word/2010/wordprocessingCanvas" xmlns:cx="http://schemas.microsoft.com/office/drawing/2014/chartex" xmlns:cx1="http://schemas.microsoft.com/office/drawing/2015/9/8/chartex" xmlns:cx2="http://schemas.microsoft.com/office/drawing/2015/10/21/chartex" xmlns:cx3="http://schemas.microsoft.com/office/drawing/2016/5/9/chartex" xmlns:cx4="http://schemas.microsoft.com/office/drawing/2016/5/10/chartex" xmlns:cx5="http://schemas.microsoft.com/office/drawing/2016/5/11/chartex" xmlns:cx6="http://schemas.microsoft.com/office/drawing/2016/5/12/chartex" xmlns:cx7="http://schemas.microsoft.com/office/drawing/2016/5/13/chartex" xmlns:cx8="http://schemas.microsoft.com/office/drawing/2016/5/14/chartex" xmlns:mc="http://schemas.openxmlformats.org/markup-compatibility/2006" xmlns:aink="http://schemas.microsoft.com/office/drawing/2016/ink" xmlns:am3d="http://schemas.microsoft.com/office/drawing/2017/model3d" xmlns:o="urn:schemas-microsoft-com:office:office" xmlns:oel="http://schemas.microsoft.com/office/2019/extlst" xmlns:r="http://schemas.openxmlformats.org/officeDocument/2006/relationships" xmlns:m="http://schemas.openxmlformats.org/officeDocument/2006/math" xmlns:v="urn:schemas-microsoft-com:vml" xmlns:wp14="http://schemas.microsoft.com/office/word/2010/wordprocessingDrawing" xmlns:wp="http://schemas.openxmlformats.org/drawingml/2006/wordprocessingDrawing" xmlns:w10="urn:schemas-microsoft-com:office:word" xmlns:w="http://schemas.openxmlformats.org/wordprocessingml/2006/main" xmlns:w14="http://schemas.microsoft.com/office/word/2010/wordml" xmlns:w15="http://schemas.microsoft.com/office/word/2012/wordml" xmlns:w16cex="http://schemas.microsoft.com/office/word/2018/wordml/cex" xmlns:w16cid="http://schemas.microsoft.com/office/word/2016/wordml/cid" xmlns:w16="http://schemas.microsoft.com/office/word/2018/wordml" xmlns:w16du="http://schemas.microsoft.com/office/word/2023/wordml/word16du" xmlns:w16sdtdh="http://schemas.microsoft.com/office/word/2020/wordml/sdtdatahash" xmlns:w16sdtfl="http://schemas.microsoft.com/office/word/2024/wordml/sdtformatlock" xmlns:w16se="http://schemas.microsoft.com/office/word/2015/wordml/symex" xmlns:wpg="http://schemas.microsoft.com/office/word/2010/wordprocessingGroup" xmlns:wpi="http://schemas.microsoft.com/office/word/2010/wordprocessingInk" xmlns:wne="http://schemas.microsoft.com/office/word/2006/wordml" xmlns:wps="http://schemas.microsoft.com/office/word/2010/wordprocessingShape" mc:Ignorable="w14 w15 w16se w16cid w16 w16cex w16sdtdh w16sdtfl w16du wp14">
+  <w:p>
+    <w:pPr>
+      <w:pStyle w:val="Footer"/>
+    </w:pPr>
+  </w:p>
+</w:ftr>
+</file>
+
+<file path=word/footer2.xml><?xml version="1.0" encoding="utf-8"?>
+<w:ftr xmlns:wpc="http://schemas.microsoft.com/office/word/2010/wordprocessingCanvas" xmlns:cx="http://schemas.microsoft.com/office/drawing/2014/chartex" xmlns:cx1="http://schemas.microsoft.com/office/drawing/2015/9/8/chartex" xmlns:cx2="http://schemas.microsoft.com/office/drawing/2015/10/21/chartex" xmlns:cx3="http://schemas.microsoft.com/office/drawing/2016/5/9/chartex" xmlns:cx4="http://schemas.microsoft.com/office/drawing/2016/5/10/chartex" xmlns:cx5="http://schemas.microsoft.com/office/drawing/2016/5/11/chartex" xmlns:cx6="http://schemas.microsoft.com/office/drawing/2016/5/12/chartex" xmlns:cx7="http://schemas.microsoft.com/office/drawing/2016/5/13/chartex" xmlns:cx8="http://schemas.microsoft.com/office/drawing/2016/5/14/chartex" xmlns:mc="http://schemas.openxmlformats.org/markup-compatibility/2006" xmlns:aink="http://schemas.microsoft.com/office/drawing/2016/ink" xmlns:am3d="http://schemas.microsoft.com/office/drawing/2017/model3d" xmlns:o="urn:schemas-microsoft-com:office:office" xmlns:oel="http://schemas.microsoft.com/office/2019/extlst" xmlns:r="http://schemas.openxmlformats.org/officeDocument/2006/relationships" xmlns:m="http://schemas.openxmlformats.org/officeDocument/2006/math" xmlns:v="urn:schemas-microsoft-com:vml" xmlns:wp14="http://schemas.microsoft.com/office/word/2010/wordprocessingDrawing" xmlns:wp="http://schemas.openxmlformats.org/drawingml/2006/wordprocessingDrawing" xmlns:w10="urn:schemas-microsoft-com:office:word" xmlns:w="http://schemas.openxmlformats.org/wordprocessingml/2006/main" xmlns:w14="http://schemas.microsoft.com/office/word/2010/wordml" xmlns:w15="http://schemas.microsoft.com/office/word/2012/wordml" xmlns:w16cex="http://schemas.microsoft.com/office/word/2018/wordml/cex" xmlns:w16cid="http://schemas.microsoft.com/office/word/2016/wordml/cid" xmlns:w16="http://schemas.microsoft.com/office/word/2018/wordml" xmlns:w16du="http://schemas.microsoft.com/office/word/2023/wordml/word16du" xmlns:w16sdtdh="http://schemas.microsoft.com/office/word/2020/wordml/sdtdatahash" xmlns:w16sdtfl="http://schemas.microsoft.com/office/word/2024/wordml/sdtformatlock" xmlns:w16se="http://schemas.microsoft.com/office/word/2015/wordml/symex" xmlns:wpg="http://schemas.microsoft.com/office/word/2010/wordprocessingGroup" xmlns:wpi="http://schemas.microsoft.com/office/word/2010/wordprocessingInk" xmlns:wne="http://schemas.microsoft.com/office/word/2006/wordml" xmlns:wps="http://schemas.microsoft.com/office/word/2010/wordprocessingShape" mc:Ignorable="w14 w15 w16se w16cid w16 w16cex w16sdtdh w16sdtfl w16du wp14">
+  <w:p>
+    <w:pPr>
+      <w:pStyle w:val="Footer"/>
+    </w:pPr>
+  </w:p>
+</w:ftr>
+</file>
+
+<file path=word/footer3.xml><?xml version="1.0" encoding="utf-8"?>
+<w:ftr xmlns:wpc="http://schemas.microsoft.com/office/word/2010/wordprocessingCanvas" xmlns:cx="http://schemas.microsoft.com/office/drawing/2014/chartex" xmlns:cx1="http://schemas.microsoft.com/office/drawing/2015/9/8/chartex" xmlns:cx2="http://schemas.microsoft.com/office/drawing/2015/10/21/chartex" xmlns:cx3="http://schemas.microsoft.com/office/drawing/2016/5/9/chartex" xmlns:cx4="http://schemas.microsoft.com/office/drawing/2016/5/10/chartex" xmlns:cx5="http://schemas.microsoft.com/office/drawing/2016/5/11/chartex" xmlns:cx6="http://schemas.microsoft.com/office/drawing/2016/5/12/chartex" xmlns:cx7="http://schemas.microsoft.com/office/drawing/2016/5/13/chartex" xmlns:cx8="http://schemas.microsoft.com/office/drawing/2016/5/14/chartex" xmlns:mc="http://schemas.openxmlformats.org/markup-compatibility/2006" xmlns:aink="http://schemas.microsoft.com/office/drawing/2016/ink" xmlns:am3d="http://schemas.microsoft.com/office/drawing/2017/model3d" xmlns:o="urn:schemas-microsoft-com:office:office" xmlns:oel="http://schemas.microsoft.com/office/2019/extlst" xmlns:r="http://schemas.openxmlformats.org/officeDocument/2006/relationships" xmlns:m="http://schemas.openxmlformats.org/officeDocument/2006/math" xmlns:v="urn:schemas-microsoft-com:vml" xmlns:wp14="http://schemas.microsoft.com/office/word/2010/wordprocessingDrawing" xmlns:wp="http://schemas.openxmlformats.org/drawingml/2006/wordprocessingDrawing" xmlns:w10="urn:schemas-microsoft-com:office:word" xmlns:w="http://schemas.openxmlformats.org/wordprocessingml/2006/main" xmlns:w14="http://schemas.microsoft.com/office/word/2010/wordml" xmlns:w15="http://schemas.microsoft.com/office/word/2012/wordml" xmlns:w16cex="http://schemas.microsoft.com/office/word/2018/wordml/cex" xmlns:w16cid="http://schemas.microsoft.com/office/word/2016/wordml/cid" xmlns:w16="http://schemas.microsoft.com/office/word/2018/wordml" xmlns:w16du="http://schemas.microsoft.com/office/word/2023/wordml/word16du" xmlns:w16sdtdh="http://schemas.microsoft.com/office/word/2020/wordml/sdtdatahash" xmlns:w16sdtfl="http://schemas.microsoft.com/office/word/2024/wordml/sdtformatlock" xmlns:w16se="http://schemas.microsoft.com/office/word/2015/wordml/symex" xmlns:wpg="http://schemas.microsoft.com/office/word/2010/wordprocessingGroup" xmlns:wpi="http://schemas.microsoft.com/office/word/2010/wordprocessingInk" xmlns:wne="http://schemas.microsoft.com/office/word/2006/wordml" xmlns:wps="http://schemas.microsoft.com/office/word/2010/wordprocessingShape" mc:Ignorable="w14 w15 w16se w16cid w16 w16cex w16sdtdh w16sdtfl w16du wp14">
+  <w:p>
+    <w:pPr>
+      <w:pStyle w:val="Footer"/>
+    </w:pPr>
+  </w:p>
+</w:ftr>
+</file>
+
 <file path=word/footnotes.xml><?xml version="1.0" encoding="utf-8"?>
 <w:footnotes xmlns:wpc="http://schemas.microsoft.com/office/word/2010/wordprocessingCanvas" xmlns:cx="http://schemas.microsoft.com/office/drawing/2014/chartex" xmlns:cx1="http://schemas.microsoft.com/office/drawing/2015/9/8/chartex" xmlns:cx2="http://schemas.microsoft.com/office/drawing/2015/10/21/chartex" xmlns:cx3="http://schemas.microsoft.com/office/drawing/2016/5/9/chartex" xmlns:cx4="http://schemas.microsoft.com/office/drawing/2016/5/10/chartex" xmlns:cx5="http://schemas.microsoft.com/office/drawing/2016/5/11/chartex" xmlns:cx6="http://schemas.microsoft.com/office/drawing/2016/5/12/chartex" xmlns:cx7="http://schemas.microsoft.com/office/drawing/2016/5/13/chartex" xmlns:cx8="http://schemas.microsoft.com/office/drawing/2016/5/14/chartex" xmlns:mc="http://schemas.openxmlformats.org/markup-compatibility/2006" xmlns:aink="http://schemas.microsoft.com/office/drawing/2016/ink" xmlns:am3d="http://schemas.microsoft.com/office/drawing/2017/model3d" xmlns:o="urn:schemas-microsoft-com:office:office" xmlns:oel="http://schemas.microsoft.com/office/2019/extlst" xmlns:r="http://schemas.openxmlformats.org/officeDocument/2006/relationships" xmlns:m="http://schemas.openxmlformats.org/officeDocument/2006/math" xmlns:v="urn:schemas-microsoft-com:vml" xmlns:wp14="http://schemas.microsoft.com/office/word/2010/wordprocessingDrawing" xmlns:wp="http://schemas.openxmlformats.org/drawingml/2006/wordprocessingDrawing" xmlns:w10="urn:schemas-microsoft-com:office:word" xmlns:w="http://schemas.openxmlformats.org/wordprocessingml/2006/main" xmlns:w14="http://schemas.microsoft.com/office/word/2010/wordml" xmlns:w15="http://schemas.microsoft.com/office/word/2012/wordml" xmlns:w16cex="http://schemas.microsoft.com/office/word/2018/wordml/cex" xmlns:w16cid="http://schemas.microsoft.com/office/word/2016/wordml/cid" xmlns:w16="http://schemas.microsoft.com/office/word/2018/wordml" xmlns:w16du="http://schemas.microsoft.com/office/word/2023/wordml/word16du" xmlns:w16sdtdh="http://schemas.microsoft.com/office/word/2020/wordml/sdtdatahash" xmlns:w16sdtfl="http://schemas.microsoft.com/office/word/2024/wordml/sdtformatlock" xmlns:w16se="http://schemas.microsoft.com/office/word/2015/wordml/symex" xmlns:wpg="http://schemas.microsoft.com/office/word/2010/wordprocessingGroup" xmlns:wpi="http://schemas.microsoft.com/office/word/2010/wordprocessingInk" xmlns:wne="http://schemas.microsoft.com/office/word/2006/wordml" xmlns:wps="http://schemas.microsoft.com/office/word/2010/wordprocessingShape" mc:Ignorable="w14 w15 w16se w16cid w16 w16cex w16sdtdh w16sdtfl w16du wp14">
   <w:footnote w:type="separator" w:id="-1">
@@ -2143,6 +3076,36 @@
     </w:p>
   </w:footnote>
 </w:footnotes>
+</file>
+
+<file path=word/header1.xml><?xml version="1.0" encoding="utf-8"?>
+<w:hdr xmlns:wpc="http://schemas.microsoft.com/office/word/2010/wordprocessingCanvas" xmlns:cx="http://schemas.microsoft.com/office/drawing/2014/chartex" xmlns:cx1="http://schemas.microsoft.com/office/drawing/2015/9/8/chartex" xmlns:cx2="http://schemas.microsoft.com/office/drawing/2015/10/21/chartex" xmlns:cx3="http://schemas.microsoft.com/office/drawing/2016/5/9/chartex" xmlns:cx4="http://schemas.microsoft.com/office/drawing/2016/5/10/chartex" xmlns:cx5="http://schemas.microsoft.com/office/drawing/2016/5/11/chartex" xmlns:cx6="http://schemas.microsoft.com/office/drawing/2016/5/12/chartex" xmlns:cx7="http://schemas.microsoft.com/office/drawing/2016/5/13/chartex" xmlns:cx8="http://schemas.microsoft.com/office/drawing/2016/5/14/chartex" xmlns:mc="http://schemas.openxmlformats.org/markup-compatibility/2006" xmlns:aink="http://schemas.microsoft.com/office/drawing/2016/ink" xmlns:am3d="http://schemas.microsoft.com/office/drawing/2017/model3d" xmlns:o="urn:schemas-microsoft-com:office:office" xmlns:oel="http://schemas.microsoft.com/office/2019/extlst" xmlns:r="http://schemas.openxmlformats.org/officeDocument/2006/relationships" xmlns:m="http://schemas.openxmlformats.org/officeDocument/2006/math" xmlns:v="urn:schemas-microsoft-com:vml" xmlns:wp14="http://schemas.microsoft.com/office/word/2010/wordprocessingDrawing" xmlns:wp="http://schemas.openxmlformats.org/drawingml/2006/wordprocessingDrawing" xmlns:w10="urn:schemas-microsoft-com:office:word" xmlns:w="http://schemas.openxmlformats.org/wordprocessingml/2006/main" xmlns:w14="http://schemas.microsoft.com/office/word/2010/wordml" xmlns:w15="http://schemas.microsoft.com/office/word/2012/wordml" xmlns:w16cex="http://schemas.microsoft.com/office/word/2018/wordml/cex" xmlns:w16cid="http://schemas.microsoft.com/office/word/2016/wordml/cid" xmlns:w16="http://schemas.microsoft.com/office/word/2018/wordml" xmlns:w16du="http://schemas.microsoft.com/office/word/2023/wordml/word16du" xmlns:w16sdtdh="http://schemas.microsoft.com/office/word/2020/wordml/sdtdatahash" xmlns:w16sdtfl="http://schemas.microsoft.com/office/word/2024/wordml/sdtformatlock" xmlns:w16se="http://schemas.microsoft.com/office/word/2015/wordml/symex" xmlns:wpg="http://schemas.microsoft.com/office/word/2010/wordprocessingGroup" xmlns:wpi="http://schemas.microsoft.com/office/word/2010/wordprocessingInk" xmlns:wne="http://schemas.microsoft.com/office/word/2006/wordml" xmlns:wps="http://schemas.microsoft.com/office/word/2010/wordprocessingShape" mc:Ignorable="w14 w15 w16se w16cid w16 w16cex w16sdtdh w16sdtfl w16du wp14">
+  <w:p>
+    <w:pPr>
+      <w:pStyle w:val="Header"/>
+    </w:pPr>
+  </w:p>
+</w:hdr>
+</file>
+
+<file path=word/header2.xml><?xml version="1.0" encoding="utf-8"?>
+<w:hdr xmlns:wpc="http://schemas.microsoft.com/office/word/2010/wordprocessingCanvas" xmlns:cx="http://schemas.microsoft.com/office/drawing/2014/chartex" xmlns:cx1="http://schemas.microsoft.com/office/drawing/2015/9/8/chartex" xmlns:cx2="http://schemas.microsoft.com/office/drawing/2015/10/21/chartex" xmlns:cx3="http://schemas.microsoft.com/office/drawing/2016/5/9/chartex" xmlns:cx4="http://schemas.microsoft.com/office/drawing/2016/5/10/chartex" xmlns:cx5="http://schemas.microsoft.com/office/drawing/2016/5/11/chartex" xmlns:cx6="http://schemas.microsoft.com/office/drawing/2016/5/12/chartex" xmlns:cx7="http://schemas.microsoft.com/office/drawing/2016/5/13/chartex" xmlns:cx8="http://schemas.microsoft.com/office/drawing/2016/5/14/chartex" xmlns:mc="http://schemas.openxmlformats.org/markup-compatibility/2006" xmlns:aink="http://schemas.microsoft.com/office/drawing/2016/ink" xmlns:am3d="http://schemas.microsoft.com/office/drawing/2017/model3d" xmlns:o="urn:schemas-microsoft-com:office:office" xmlns:oel="http://schemas.microsoft.com/office/2019/extlst" xmlns:r="http://schemas.openxmlformats.org/officeDocument/2006/relationships" xmlns:m="http://schemas.openxmlformats.org/officeDocument/2006/math" xmlns:v="urn:schemas-microsoft-com:vml" xmlns:wp14="http://schemas.microsoft.com/office/word/2010/wordprocessingDrawing" xmlns:wp="http://schemas.openxmlformats.org/drawingml/2006/wordprocessingDrawing" xmlns:w10="urn:schemas-microsoft-com:office:word" xmlns:w="http://schemas.openxmlformats.org/wordprocessingml/2006/main" xmlns:w14="http://schemas.microsoft.com/office/word/2010/wordml" xmlns:w15="http://schemas.microsoft.com/office/word/2012/wordml" xmlns:w16cex="http://schemas.microsoft.com/office/word/2018/wordml/cex" xmlns:w16cid="http://schemas.microsoft.com/office/word/2016/wordml/cid" xmlns:w16="http://schemas.microsoft.com/office/word/2018/wordml" xmlns:w16du="http://schemas.microsoft.com/office/word/2023/wordml/word16du" xmlns:w16sdtdh="http://schemas.microsoft.com/office/word/2020/wordml/sdtdatahash" xmlns:w16sdtfl="http://schemas.microsoft.com/office/word/2024/wordml/sdtformatlock" xmlns:w16se="http://schemas.microsoft.com/office/word/2015/wordml/symex" xmlns:wpg="http://schemas.microsoft.com/office/word/2010/wordprocessingGroup" xmlns:wpi="http://schemas.microsoft.com/office/word/2010/wordprocessingInk" xmlns:wne="http://schemas.microsoft.com/office/word/2006/wordml" xmlns:wps="http://schemas.microsoft.com/office/word/2010/wordprocessingShape" mc:Ignorable="w14 w15 w16se w16cid w16 w16cex w16sdtdh w16sdtfl w16du wp14">
+  <w:p>
+    <w:pPr>
+      <w:pStyle w:val="Header"/>
+    </w:pPr>
+  </w:p>
+</w:hdr>
+</file>
+
+<file path=word/header3.xml><?xml version="1.0" encoding="utf-8"?>
+<w:hdr xmlns:wpc="http://schemas.microsoft.com/office/word/2010/wordprocessingCanvas" xmlns:cx="http://schemas.microsoft.com/office/drawing/2014/chartex" xmlns:cx1="http://schemas.microsoft.com/office/drawing/2015/9/8/chartex" xmlns:cx2="http://schemas.microsoft.com/office/drawing/2015/10/21/chartex" xmlns:cx3="http://schemas.microsoft.com/office/drawing/2016/5/9/chartex" xmlns:cx4="http://schemas.microsoft.com/office/drawing/2016/5/10/chartex" xmlns:cx5="http://schemas.microsoft.com/office/drawing/2016/5/11/chartex" xmlns:cx6="http://schemas.microsoft.com/office/drawing/2016/5/12/chartex" xmlns:cx7="http://schemas.microsoft.com/office/drawing/2016/5/13/chartex" xmlns:cx8="http://schemas.microsoft.com/office/drawing/2016/5/14/chartex" xmlns:mc="http://schemas.openxmlformats.org/markup-compatibility/2006" xmlns:aink="http://schemas.microsoft.com/office/drawing/2016/ink" xmlns:am3d="http://schemas.microsoft.com/office/drawing/2017/model3d" xmlns:o="urn:schemas-microsoft-com:office:office" xmlns:oel="http://schemas.microsoft.com/office/2019/extlst" xmlns:r="http://schemas.openxmlformats.org/officeDocument/2006/relationships" xmlns:m="http://schemas.openxmlformats.org/officeDocument/2006/math" xmlns:v="urn:schemas-microsoft-com:vml" xmlns:wp14="http://schemas.microsoft.com/office/word/2010/wordprocessingDrawing" xmlns:wp="http://schemas.openxmlformats.org/drawingml/2006/wordprocessingDrawing" xmlns:w10="urn:schemas-microsoft-com:office:word" xmlns:w="http://schemas.openxmlformats.org/wordprocessingml/2006/main" xmlns:w14="http://schemas.microsoft.com/office/word/2010/wordml" xmlns:w15="http://schemas.microsoft.com/office/word/2012/wordml" xmlns:w16cex="http://schemas.microsoft.com/office/word/2018/wordml/cex" xmlns:w16cid="http://schemas.microsoft.com/office/word/2016/wordml/cid" xmlns:w16="http://schemas.microsoft.com/office/word/2018/wordml" xmlns:w16du="http://schemas.microsoft.com/office/word/2023/wordml/word16du" xmlns:w16sdtdh="http://schemas.microsoft.com/office/word/2020/wordml/sdtdatahash" xmlns:w16sdtfl="http://schemas.microsoft.com/office/word/2024/wordml/sdtformatlock" xmlns:w16se="http://schemas.microsoft.com/office/word/2015/wordml/symex" xmlns:wpg="http://schemas.microsoft.com/office/word/2010/wordprocessingGroup" xmlns:wpi="http://schemas.microsoft.com/office/word/2010/wordprocessingInk" xmlns:wne="http://schemas.microsoft.com/office/word/2006/wordml" xmlns:wps="http://schemas.microsoft.com/office/word/2010/wordprocessingShape" mc:Ignorable="w14 w15 w16se w16cid w16 w16cex w16sdtdh w16sdtfl w16du wp14">
+  <w:p>
+    <w:pPr>
+      <w:pStyle w:val="Header"/>
+    </w:pPr>
+  </w:p>
+</w:hdr>
 </file>
 
 <file path=word/numbering.xml><?xml version="1.0" encoding="utf-8"?>
